--- a/submission/作品简介.docx
+++ b/submission/作品简介.docx
@@ -73,6 +73,69 @@
         <w:t xml:space="preserve">。技能树即学生的登天之梯。</w:t>
       </w:r>
     </w:p>
+    <w:p>
+      <w:pPr>
+        <w:pStyle w:val="FirstParagraph"/>
+      </w:pPr>
+      <w:r>
+        <w:rPr>
+          <w:rFonts w:hint="eastAsia"/>
+          <w:b/>
+          <w:bCs/>
+        </w:rPr>
+        <w:t xml:space="preserve">在线演示（无需安装，点开即用）</w:t>
+      </w:r>
+      <w:r>
+        <w:rPr>
+          <w:rFonts w:hint="eastAsia"/>
+        </w:rPr>
+        <w:t xml:space="preserve">：https://que3sui.github.io/skilltree/</w:t>
+      </w:r>
+      <w:r>
+        <w:t xml:space="preserve"> </w:t>
+      </w:r>
+      <w:r>
+        <w:rPr>
+          <w:rFonts w:hint="eastAsia"/>
+          <w:b/>
+          <w:bCs/>
+        </w:rPr>
+        <w:t xml:space="preserve">源代码与本体</w:t>
+      </w:r>
+      <w:r>
+        <w:rPr>
+          <w:rFonts w:hint="eastAsia"/>
+        </w:rPr>
+        <w:t xml:space="preserve">：https://github.com/que3sui/skilltree</w:t>
+      </w:r>
+      <w:r>
+        <w:t xml:space="preserve"> </w:t>
+      </w:r>
+      <w:r>
+        <w:rPr>
+          <w:rFonts w:hint="eastAsia"/>
+        </w:rPr>
+        <w:t xml:space="preserve">（CI</w:t>
+      </w:r>
+      <w:r>
+        <w:t xml:space="preserve"> </w:t>
+      </w:r>
+      <w:r>
+        <w:rPr>
+          <w:rFonts w:hint="eastAsia"/>
+        </w:rPr>
+        <w:t xml:space="preserve">质量门禁与样本测试双绿</w:t>
+      </w:r>
+      <w:r>
+        <w:t xml:space="preserve"> · </w:t>
+      </w:r>
+      <w:r>
+        <w:rPr>
+          <w:rFonts w:hint="eastAsia"/>
+        </w:rPr>
+        <w:t xml:space="preserve">v1.0.0）</w:t>
+      </w:r>
+    </w:p>
     <w:bookmarkStart w:id="9" w:name="一背景要解决的问题"/>
     <w:p>
       <w:pPr>
@@ -1313,7 +1376,25 @@
         <w:rPr>
           <w:rFonts w:hint="eastAsia"/>
         </w:rPr>
-        <w:t xml:space="preserve">12/41；引用外部教程的”来源存疑”项目</w:t>
+        <w:t xml:space="preserve">20/41（科大统一入口·大赛官方模型；官方</w:t>
+      </w:r>
+      <w:r>
+        <w:t xml:space="preserve"> API </w:t>
+      </w:r>
+      <w:r>
+        <w:rPr>
+          <w:rFonts w:hint="eastAsia"/>
+        </w:rPr>
+        <w:t xml:space="preserve">通道</w:t>
+      </w:r>
+      <w:r>
+        <w:t xml:space="preserve"> </w:t>
+      </w:r>
+      <w:r>
+        <w:rPr>
+          <w:rFonts w:hint="eastAsia"/>
+        </w:rPr>
+        <w:t xml:space="preserve">12/41）；引用外部教程的”来源存疑”项目</w:t>
       </w:r>
       <w:r>
         <w:t xml:space="preserve"> 9/41</w:t>
@@ -1746,8 +1827,67 @@
       <w:r>
         <w:rPr>
           <w:rFonts w:hint="eastAsia"/>
-        </w:rPr>
-        <w:t xml:space="preserve">任意静态托管即可在线浏览。</w:t>
+          <w:b/>
+          <w:bCs/>
+        </w:rPr>
+        <w:t xml:space="preserve">已部署</w:t>
+      </w:r>
+      <w:r>
+        <w:rPr>
+          <w:b/>
+          <w:bCs/>
+        </w:rPr>
+        <w:t xml:space="preserve"> GitHub Pages </w:t>
+      </w:r>
+      <w:r>
+        <w:rPr>
+          <w:rFonts w:hint="eastAsia"/>
+          <w:b/>
+          <w:bCs/>
+        </w:rPr>
+        <w:t xml:space="preserve">在线演示</w:t>
+      </w:r>
+      <w:r>
+        <w:rPr>
+          <w:rFonts w:hint="eastAsia"/>
+        </w:rPr>
+        <w:t xml:space="preserve">（https://que3sui.github.io/skilltree/</w:t>
+      </w:r>
+      <w:r>
+        <w:t xml:space="preserve"> </w:t>
+      </w:r>
+      <w:r>
+        <w:rPr>
+          <w:rFonts w:hint="eastAsia"/>
+        </w:rPr>
+        <w:t xml:space="preserve">）——静态模式提供</w:t>
+      </w:r>
+      <w:r>
+        <w:t xml:space="preserve"> </w:t>
+      </w:r>
+      <w:r>
+        <w:rPr>
+          <w:rFonts w:hint="eastAsia"/>
+        </w:rPr>
+        <w:t xml:space="preserve">「评测回放」：按内置真实报告的数据回放四</w:t>
+      </w:r>
+      <w:r>
+        <w:t xml:space="preserve"> agent </w:t>
+      </w:r>
+      <w:r>
+        <w:rPr>
+          <w:rFonts w:hint="eastAsia"/>
+        </w:rPr>
+        <w:t xml:space="preserve">全过程并自动点亮图谱，30</w:t>
+      </w:r>
+      <w:r>
+        <w:t xml:space="preserve"> </w:t>
+      </w:r>
+      <w:r>
+        <w:rPr>
+          <w:rFonts w:hint="eastAsia"/>
+        </w:rPr>
+        <w:t xml:space="preserve">秒看懂流程。</w:t>
       </w:r>
     </w:p>
     <w:bookmarkEnd w:id="11"/>
@@ -2124,22 +2264,34 @@
         <w:rPr>
           <w:rFonts w:hint="eastAsia"/>
         </w:rPr>
-        <w:t xml:space="preserve">源代码：GitHub</w:t>
-      </w:r>
-      <w:r>
-        <w:t xml:space="preserve"> </w:t>
-      </w:r>
-      <w:r>
-        <w:rPr>
-          <w:rStyle w:val="VerbatimChar"/>
-        </w:rPr>
-        <w:t xml:space="preserve">que3sui/skilltree</w:t>
-      </w:r>
-      <w:r>
-        <w:rPr>
-          <w:rFonts w:hint="eastAsia"/>
-        </w:rPr>
-        <w:t xml:space="preserve">（开源，本体与评测标准随仓库公开共建）。</w:t>
+        <w:t xml:space="preserve">源代码：https://github.com/que3sui/skilltree</w:t>
+      </w:r>
+      <w:r>
+        <w:t xml:space="preserve"> </w:t>
+      </w:r>
+      <w:r>
+        <w:rPr>
+          <w:rFonts w:hint="eastAsia"/>
+        </w:rPr>
+        <w:t xml:space="preserve">（开源，本体与评测标准随仓库公开共建；CI</w:t>
+      </w:r>
+      <w:r>
+        <w:t xml:space="preserve"> </w:t>
+      </w:r>
+      <w:r>
+        <w:rPr>
+          <w:rFonts w:hint="eastAsia"/>
+        </w:rPr>
+        <w:t xml:space="preserve">全绿，v1.0.0</w:t>
+      </w:r>
+      <w:r>
+        <w:t xml:space="preserve"> </w:t>
+      </w:r>
+      <w:r>
+        <w:rPr>
+          <w:rFonts w:hint="eastAsia"/>
+        </w:rPr>
+        <w:t xml:space="preserve">发布于此）。</w:t>
       </w:r>
     </w:p>
     <w:bookmarkEnd w:id="13"/>

--- a/submission/作品简介.docx
+++ b/submission/作品简介.docx
@@ -1165,16 +1165,27 @@
         <w:rPr>
           <w:rFonts w:hint="eastAsia"/>
         </w:rPr>
-        <w:t xml:space="preserve">实测直评</w:t>
-      </w:r>
-      <w:r>
-        <w:t xml:space="preserve"> </w:t>
-      </w:r>
-      <w:r>
-        <w:rPr>
-          <w:rFonts w:hint="eastAsia"/>
-        </w:rPr>
-        <w:t xml:space="preserve">octocat/Hello-World：0/41、风险「高」、红队指出”3</w:t>
+        <w:t xml:space="preserve">三个真实第三方开源项目的直评战报构成完整质量梯度：octocat/Hello-World</w:t>
+      </w:r>
+      <w:r>
+        <w:t xml:space="preserve"> </w:t>
+      </w:r>
+      <w:r>
+        <w:rPr>
+          <w:rFonts w:hint="eastAsia"/>
+          <w:b/>
+          <w:bCs/>
+        </w:rPr>
+        <w:t xml:space="preserve">0/41·风险高</w:t>
+      </w:r>
+      <w:r>
+        <w:t xml:space="preserve"> </w:t>
+      </w:r>
+      <w:r>
+        <w:rPr>
+          <w:rFonts w:hint="eastAsia"/>
+        </w:rPr>
+        <w:t xml:space="preserve">（红队指出”3</w:t>
       </w:r>
       <w:r>
         <w:t xml:space="preserve"> </w:t>
@@ -1192,7 +1203,95 @@
         <w:rPr>
           <w:rFonts w:hint="eastAsia"/>
         </w:rPr>
-        <w:t xml:space="preserve">换行”。</w:t>
+        <w:t xml:space="preserve">换行”）；antirez/kilo（千行</w:t>
+      </w:r>
+      <w:r>
+        <w:t xml:space="preserve"> C </w:t>
+      </w:r>
+      <w:r>
+        <w:rPr>
+          <w:rFonts w:hint="eastAsia"/>
+        </w:rPr>
+        <w:t xml:space="preserve">编辑器）</w:t>
+      </w:r>
+      <w:r>
+        <w:rPr>
+          <w:rFonts w:hint="eastAsia"/>
+          <w:b/>
+          <w:bCs/>
+        </w:rPr>
+        <w:t xml:space="preserve">14/41·风险中</w:t>
+      </w:r>
+      <w:r>
+        <w:t xml:space="preserve"> </w:t>
+      </w:r>
+      <w:r>
+        <w:rPr>
+          <w:rFonts w:hint="eastAsia"/>
+        </w:rPr>
+        <w:t xml:space="preserve">——真代码点亮但无测试，7</w:t>
+      </w:r>
+      <w:r>
+        <w:t xml:space="preserve"> </w:t>
+      </w:r>
+      <w:r>
+        <w:rPr>
+          <w:rFonts w:hint="eastAsia"/>
+        </w:rPr>
+        <w:t xml:space="preserve">项技能被仲裁</w:t>
+      </w:r>
+      <w:r>
+        <w:t xml:space="preserve"> L2→L1 </w:t>
+      </w:r>
+      <w:r>
+        <w:rPr>
+          <w:rFonts w:hint="eastAsia"/>
+        </w:rPr>
+        <w:t xml:space="preserve">降级留痕；chalk/chalk（3</w:t>
+      </w:r>
+      <w:r>
+        <w:t xml:space="preserve"> </w:t>
+      </w:r>
+      <w:r>
+        <w:rPr>
+          <w:rFonts w:hint="eastAsia"/>
+        </w:rPr>
+        <w:t xml:space="preserve">万+</w:t>
+      </w:r>
+      <w:r>
+        <w:t xml:space="preserve"> star </w:t>
+      </w:r>
+      <w:r>
+        <w:rPr>
+          <w:rFonts w:hint="eastAsia"/>
+        </w:rPr>
+        <w:t xml:space="preserve">的</w:t>
+      </w:r>
+      <w:r>
+        <w:t xml:space="preserve"> </w:t>
+      </w:r>
+      <w:r>
+        <w:t xml:space="preserve">TS </w:t>
+      </w:r>
+      <w:r>
+        <w:rPr>
+          <w:rFonts w:hint="eastAsia"/>
+        </w:rPr>
+        <w:t xml:space="preserve">库）</w:t>
+      </w:r>
+      <w:r>
+        <w:rPr>
+          <w:rFonts w:hint="eastAsia"/>
+          <w:b/>
+          <w:bCs/>
+        </w:rPr>
+        <w:t xml:space="preserve">18/41·风险低</w:t>
+      </w:r>
+      <w:r>
+        <w:rPr>
+          <w:rFonts w:hint="eastAsia"/>
+        </w:rPr>
+        <w:t xml:space="preserve">——真测试真文档，红队六项检查全过、零降级。</w:t>
       </w:r>
     </w:p>
     <w:p>
